--- a/public/docs/en/overview.docx
+++ b/public/docs/en/overview.docx
@@ -768,6 +768,100 @@
     </w:p>
     <w:p>
       <w:pPr>
+        <w:spacing w:after="160" w:line="276"/>
+      </w:pPr>
+      <w:r>
+        <w:rPr>
+          <w:rFonts w:ascii="Calibri" w:cs="Calibri" w:eastAsia="Calibri" w:hAnsi="Calibri"/>
+          <w:color w:val="1A1A18"/>
+          <w:sz w:val="22"/>
+          <w:szCs w:val="22"/>
+        </w:rPr>
+        <w:t xml:space="preserve">Administrators and mediators manage party accounts under </w:t>
+      </w:r>
+      <w:r>
+        <w:rPr>
+          <w:rFonts w:ascii="Calibri" w:cs="Calibri" w:eastAsia="Calibri" w:hAnsi="Calibri"/>
+          <w:b/>
+          <w:bCs/>
+          <w:color w:val="1A1A18"/>
+          <w:sz w:val="22"/>
+          <w:szCs w:val="22"/>
+        </w:rPr>
+        <w:t xml:space="preserve">Sides</w:t>
+      </w:r>
+      <w:r>
+        <w:rPr>
+          <w:rFonts w:ascii="Calibri" w:cs="Calibri" w:eastAsia="Calibri" w:hAnsi="Calibri"/>
+          <w:color w:val="1A1A18"/>
+          <w:sz w:val="22"/>
+          <w:szCs w:val="22"/>
+        </w:rPr>
+        <w:t xml:space="preserve"> in their consoles (see the matching instructions). Parties see their role in the header as </w:t>
+      </w:r>
+      <w:r>
+        <w:rPr>
+          <w:rFonts w:ascii="Calibri" w:cs="Calibri" w:eastAsia="Calibri" w:hAnsi="Calibri"/>
+          <w:b/>
+          <w:bCs/>
+          <w:color w:val="1A1A18"/>
+          <w:sz w:val="22"/>
+          <w:szCs w:val="22"/>
+        </w:rPr>
+        <w:t xml:space="preserve">Party A</w:t>
+      </w:r>
+      <w:r>
+        <w:rPr>
+          <w:rFonts w:ascii="Calibri" w:cs="Calibri" w:eastAsia="Calibri" w:hAnsi="Calibri"/>
+          <w:color w:val="1A1A18"/>
+          <w:sz w:val="22"/>
+          <w:szCs w:val="22"/>
+        </w:rPr>
+        <w:t xml:space="preserve"> or </w:t>
+      </w:r>
+      <w:r>
+        <w:rPr>
+          <w:rFonts w:ascii="Calibri" w:cs="Calibri" w:eastAsia="Calibri" w:hAnsi="Calibri"/>
+          <w:b/>
+          <w:bCs/>
+          <w:color w:val="1A1A18"/>
+          <w:sz w:val="22"/>
+          <w:szCs w:val="22"/>
+        </w:rPr>
+        <w:t xml:space="preserve">Party B</w:t>
+      </w:r>
+      <w:r>
+        <w:rPr>
+          <w:rFonts w:ascii="Calibri" w:cs="Calibri" w:eastAsia="Calibri" w:hAnsi="Calibri"/>
+          <w:color w:val="1A1A18"/>
+          <w:sz w:val="22"/>
+          <w:szCs w:val="22"/>
+        </w:rPr>
+        <w:t xml:space="preserve">, often with their case title (for example </w:t>
+      </w:r>
+      <w:r>
+        <w:rPr>
+          <w:rFonts w:ascii="Calibri" w:cs="Calibri" w:eastAsia="Calibri" w:hAnsi="Calibri"/>
+          <w:b/>
+          <w:bCs/>
+          <w:color w:val="1A1A18"/>
+          <w:sz w:val="22"/>
+          <w:szCs w:val="22"/>
+        </w:rPr>
+        <w:t xml:space="preserve">Party A · Claimant</w:t>
+      </w:r>
+      <w:r>
+        <w:rPr>
+          <w:rFonts w:ascii="Calibri" w:cs="Calibri" w:eastAsia="Calibri" w:hAnsi="Calibri"/>
+          <w:color w:val="1A1A18"/>
+          <w:sz w:val="22"/>
+          <w:szCs w:val="22"/>
+        </w:rPr>
+        <w:t xml:space="preserve">).</w:t>
+      </w:r>
+    </w:p>
+    <w:p>
+      <w:pPr>
         <w:pBdr>
           <w:bottom w:val="single" w:color="D8D4CC" w:sz="6" w:space="1"/>
         </w:pBdr>
@@ -971,7 +1065,27 @@
           <w:sz w:val="22"/>
           <w:szCs w:val="22"/>
         </w:rPr>
-        <w:t xml:space="preserve"> — a one-time link valid for </w:t>
+        <w:t xml:space="preserve"> — a confirmation page appears; click </w:t>
+      </w:r>
+      <w:r>
+        <w:rPr>
+          <w:rFonts w:ascii="Calibri" w:cs="Calibri" w:eastAsia="Calibri" w:hAnsi="Calibri"/>
+          <w:b/>
+          <w:bCs/>
+          <w:color w:val="1A1A18"/>
+          <w:sz w:val="22"/>
+          <w:szCs w:val="22"/>
+        </w:rPr>
+        <w:t xml:space="preserve">Continue</w:t>
+      </w:r>
+      <w:r>
+        <w:rPr>
+          <w:rFonts w:ascii="Calibri" w:cs="Calibri" w:eastAsia="Calibri" w:hAnsi="Calibri"/>
+          <w:color w:val="1A1A18"/>
+          <w:sz w:val="22"/>
+          <w:szCs w:val="22"/>
+        </w:rPr>
+        <w:t xml:space="preserve"> to sign in. The link is one-time and valid for </w:t>
       </w:r>
       <w:r>
         <w:rPr>
@@ -1091,6 +1205,20 @@
     </w:p>
     <w:p>
       <w:pPr>
+        <w:spacing w:after="160" w:line="276"/>
+      </w:pPr>
+      <w:r>
+        <w:rPr>
+          <w:rFonts w:ascii="Calibri" w:cs="Calibri" w:eastAsia="Calibri" w:hAnsi="Calibri"/>
+          <w:color w:val="1A1A18"/>
+          <w:sz w:val="22"/>
+          <w:szCs w:val="22"/>
+        </w:rPr>
+        <w:t xml:space="preserve">Ask the Help assistant about waits, Sides, schedule, or Mode A/B if you need a quick answer from these texts.</w:t>
+      </w:r>
+    </w:p>
+    <w:p>
+      <w:pPr>
         <w:pBdr>
           <w:bottom w:val="single" w:color="D8D4CC" w:sz="6" w:space="1"/>
         </w:pBdr>
@@ -1149,7 +1277,27 @@
           <w:sz w:val="22"/>
           <w:szCs w:val="22"/>
         </w:rPr>
-        <w:t xml:space="preserve">Mediators and administrators have separate consoles for rooms, scheduling, and platform settings — see the matching instructions.</w:t>
+        <w:t xml:space="preserve">Mediators and administrators have separate consoles for rooms, </w:t>
+      </w:r>
+      <w:r>
+        <w:rPr>
+          <w:rFonts w:ascii="Calibri" w:cs="Calibri" w:eastAsia="Calibri" w:hAnsi="Calibri"/>
+          <w:b/>
+          <w:bCs/>
+          <w:color w:val="1A1A18"/>
+          <w:sz w:val="22"/>
+          <w:szCs w:val="22"/>
+        </w:rPr>
+        <w:t xml:space="preserve">Sides</w:t>
+      </w:r>
+      <w:r>
+        <w:rPr>
+          <w:rFonts w:ascii="Calibri" w:cs="Calibri" w:eastAsia="Calibri" w:hAnsi="Calibri"/>
+          <w:color w:val="1A1A18"/>
+          <w:sz w:val="22"/>
+          <w:szCs w:val="22"/>
+        </w:rPr>
+        <w:t xml:space="preserve">, scheduling, and platform settings — see the matching instructions.</w:t>
       </w:r>
     </w:p>
     <w:sectPr>

--- a/public/docs/en/overview.docx
+++ b/public/docs/en/overview.docx
@@ -763,7 +763,7 @@
           <w:sz w:val="22"/>
           <w:szCs w:val="22"/>
         </w:rPr>
-        <w:t xml:space="preserve"> in the header or sidebar to read these instructions, download PDF / DOCX, or ask the chat assistant.</w:t>
+        <w:t xml:space="preserve"> to read these instructions, download PDF / DOCX, or ask the chat assistant.</w:t>
       </w:r>
     </w:p>
     <w:p>
@@ -777,7 +777,7 @@
           <w:sz w:val="22"/>
           <w:szCs w:val="22"/>
         </w:rPr>
-        <w:t xml:space="preserve">Administrators and mediators manage party accounts under </w:t>
+        <w:t xml:space="preserve">Administrators and mediators manage participants under </w:t>
       </w:r>
       <w:r>
         <w:rPr>
@@ -797,7 +797,7 @@
           <w:sz w:val="22"/>
           <w:szCs w:val="22"/>
         </w:rPr>
-        <w:t xml:space="preserve"> in their consoles (see the matching instructions). Parties see their role in the header as </w:t>
+        <w:t xml:space="preserve"> (mediators: own rooms only; admins: all parties, including roomless). Parties see </w:t>
       </w:r>
       <w:r>
         <w:rPr>
@@ -837,7 +837,7 @@
           <w:sz w:val="22"/>
           <w:szCs w:val="22"/>
         </w:rPr>
-        <w:t xml:space="preserve">, often with their case title (for example </w:t>
+        <w:t xml:space="preserve"> in the header, often with a case title (for example </w:t>
       </w:r>
       <w:r>
         <w:rPr>
@@ -857,7 +857,27 @@
           <w:sz w:val="22"/>
           <w:szCs w:val="22"/>
         </w:rPr>
-        <w:t xml:space="preserve">).</w:t>
+        <w:t xml:space="preserve">), and can open </w:t>
+      </w:r>
+      <w:r>
+        <w:rPr>
+          <w:rFonts w:ascii="Calibri" w:cs="Calibri" w:eastAsia="Calibri" w:hAnsi="Calibri"/>
+          <w:b/>
+          <w:bCs/>
+          <w:color w:val="1A1A18"/>
+          <w:sz w:val="22"/>
+          <w:szCs w:val="22"/>
+        </w:rPr>
+        <w:t xml:space="preserve">My rooms</w:t>
+      </w:r>
+      <w:r>
+        <w:rPr>
+          <w:rFonts w:ascii="Calibri" w:cs="Calibri" w:eastAsia="Calibri" w:hAnsi="Calibri"/>
+          <w:color w:val="1A1A18"/>
+          <w:sz w:val="22"/>
+          <w:szCs w:val="22"/>
+        </w:rPr>
+        <w:t xml:space="preserve">.</w:t>
       </w:r>
     </w:p>
     <w:p>
@@ -1065,7 +1085,27 @@
           <w:sz w:val="22"/>
           <w:szCs w:val="22"/>
         </w:rPr>
-        <w:t xml:space="preserve"> — a confirmation page appears; click </w:t>
+        <w:t xml:space="preserve"> — in a normal browser, sign-in </w:t>
+      </w:r>
+      <w:r>
+        <w:rPr>
+          <w:rFonts w:ascii="Calibri" w:cs="Calibri" w:eastAsia="Calibri" w:hAnsi="Calibri"/>
+          <w:b/>
+          <w:bCs/>
+          <w:color w:val="1A1A18"/>
+          <w:sz w:val="22"/>
+          <w:szCs w:val="22"/>
+        </w:rPr>
+        <w:t xml:space="preserve">completes automatically</w:t>
+      </w:r>
+      <w:r>
+        <w:rPr>
+          <w:rFonts w:ascii="Calibri" w:cs="Calibri" w:eastAsia="Calibri" w:hAnsi="Calibri"/>
+          <w:color w:val="1A1A18"/>
+          <w:sz w:val="22"/>
+          <w:szCs w:val="22"/>
+        </w:rPr>
+        <w:t xml:space="preserve"> (if JavaScript is off — </w:t>
       </w:r>
       <w:r>
         <w:rPr>
@@ -1085,7 +1125,7 @@
           <w:sz w:val="22"/>
           <w:szCs w:val="22"/>
         </w:rPr>
-        <w:t xml:space="preserve"> to sign in. The link is one-time and valid for </w:t>
+        <w:t xml:space="preserve">). The link is one-time and valid for </w:t>
       </w:r>
       <w:r>
         <w:rPr>
@@ -1105,7 +1145,7 @@
           <w:sz w:val="22"/>
           <w:szCs w:val="22"/>
         </w:rPr>
-        <w:t xml:space="preserve">. After it is used, it becomes invalid.</w:t>
+        <w:t xml:space="preserve">.</w:t>
       </w:r>
     </w:p>
     <w:p>
@@ -1135,7 +1175,7 @@
           <w:sz w:val="22"/>
           <w:szCs w:val="22"/>
         </w:rPr>
-        <w:t xml:space="preserve"> An administrator (Mode A) or a mediator (Mode B) creates the account.</w:t>
+        <w:t xml:space="preserve"> An administrator (Mode A) or a mediator (Mode B) creates the account. A Magic Link can be generated by an admin or by a mediator (for parties in their rooms).</w:t>
       </w:r>
     </w:p>
     <w:p>
@@ -1214,7 +1254,27 @@
           <w:sz w:val="22"/>
           <w:szCs w:val="22"/>
         </w:rPr>
-        <w:t xml:space="preserve">Ask the Help assistant about waits, Sides, schedule, or Mode A/B if you need a quick answer from these texts.</w:t>
+        <w:t xml:space="preserve">Ask the Help assistant about waits (toasters), </w:t>
+      </w:r>
+      <w:r>
+        <w:rPr>
+          <w:rFonts w:ascii="Calibri" w:cs="Calibri" w:eastAsia="Calibri" w:hAnsi="Calibri"/>
+          <w:b/>
+          <w:bCs/>
+          <w:color w:val="1A1A18"/>
+          <w:sz w:val="22"/>
+          <w:szCs w:val="22"/>
+        </w:rPr>
+        <w:t xml:space="preserve">Sides</w:t>
+      </w:r>
+      <w:r>
+        <w:rPr>
+          <w:rFonts w:ascii="Calibri" w:cs="Calibri" w:eastAsia="Calibri" w:hAnsi="Calibri"/>
+          <w:color w:val="1A1A18"/>
+          <w:sz w:val="22"/>
+          <w:szCs w:val="22"/>
+        </w:rPr>
+        <w:t xml:space="preserve">, schedule, or Mode A/B.</w:t>
       </w:r>
     </w:p>
     <w:p>
@@ -1277,27 +1337,47 @@
           <w:sz w:val="22"/>
           <w:szCs w:val="22"/>
         </w:rPr>
-        <w:t xml:space="preserve">Mediators and administrators have separate consoles for rooms, </w:t>
-      </w:r>
-      <w:r>
-        <w:rPr>
-          <w:rFonts w:ascii="Calibri" w:cs="Calibri" w:eastAsia="Calibri" w:hAnsi="Calibri"/>
-          <w:b/>
-          <w:bCs/>
-          <w:color w:val="1A1A18"/>
-          <w:sz w:val="22"/>
-          <w:szCs w:val="22"/>
-        </w:rPr>
-        <w:t xml:space="preserve">Sides</w:t>
-      </w:r>
-      <w:r>
-        <w:rPr>
-          <w:rFonts w:ascii="Calibri" w:cs="Calibri" w:eastAsia="Calibri" w:hAnsi="Calibri"/>
-          <w:color w:val="1A1A18"/>
-          <w:sz w:val="22"/>
-          <w:szCs w:val="22"/>
-        </w:rPr>
-        <w:t xml:space="preserve">, scheduling, and platform settings — see the matching instructions.</w:t>
+        <w:t xml:space="preserve">Details of buttons, timers (Mode A: </w:t>
+      </w:r>
+      <w:r>
+        <w:rPr>
+          <w:rFonts w:ascii="Calibri" w:cs="Calibri" w:eastAsia="Calibri" w:hAnsi="Calibri"/>
+          <w:b/>
+          <w:bCs/>
+          <w:color w:val="1A1A18"/>
+          <w:sz w:val="22"/>
+          <w:szCs w:val="22"/>
+        </w:rPr>
+        <w:t xml:space="preserve">120 min</w:t>
+      </w:r>
+      <w:r>
+        <w:rPr>
+          <w:rFonts w:ascii="Calibri" w:cs="Calibri" w:eastAsia="Calibri" w:hAnsi="Calibri"/>
+          <w:color w:val="1A1A18"/>
+          <w:sz w:val="22"/>
+          <w:szCs w:val="22"/>
+        </w:rPr>
+        <w:t xml:space="preserve">, reply time </w:t>
+      </w:r>
+      <w:r>
+        <w:rPr>
+          <w:rFonts w:ascii="Calibri" w:cs="Calibri" w:eastAsia="Calibri" w:hAnsi="Calibri"/>
+          <w:b/>
+          <w:bCs/>
+          <w:color w:val="1A1A18"/>
+          <w:sz w:val="22"/>
+          <w:szCs w:val="22"/>
+        </w:rPr>
+        <w:t xml:space="preserve">15 min</w:t>
+      </w:r>
+      <w:r>
+        <w:rPr>
+          <w:rFonts w:ascii="Calibri" w:cs="Calibri" w:eastAsia="Calibri" w:hAnsi="Calibri"/>
+          <w:color w:val="1A1A18"/>
+          <w:sz w:val="22"/>
+          <w:szCs w:val="22"/>
+        </w:rPr>
+        <w:t xml:space="preserve">), and toasters are in parties.md. Mediators and administrators have separate consoles — see the matching instructions.</w:t>
       </w:r>
     </w:p>
     <w:sectPr>

--- a/public/docs/en/overview.docx
+++ b/public/docs/en/overview.docx
@@ -777,7 +777,7 @@
           <w:sz w:val="22"/>
           <w:szCs w:val="22"/>
         </w:rPr>
-        <w:t xml:space="preserve">Administrators and mediators manage participants under </w:t>
+        <w:t xml:space="preserve">Administrators and mediators manage participants under the </w:t>
       </w:r>
       <w:r>
         <w:rPr>
@@ -797,7 +797,47 @@
           <w:sz w:val="22"/>
           <w:szCs w:val="22"/>
         </w:rPr>
-        <w:t xml:space="preserve"> (mediators: own rooms only; admins: all parties, including roomless). Parties see </w:t>
+        <w:t xml:space="preserve"> menu (edit, delete, retest; mediators: own rooms only; admins: all parties, including roomless). When creating a room they can </w:t>
+      </w:r>
+      <w:r>
+        <w:rPr>
+          <w:rFonts w:ascii="Calibri" w:cs="Calibri" w:eastAsia="Calibri" w:hAnsi="Calibri"/>
+          <w:b/>
+          <w:bCs/>
+          <w:color w:val="1A1A18"/>
+          <w:sz w:val="22"/>
+          <w:szCs w:val="22"/>
+        </w:rPr>
+        <w:t xml:space="preserve">Create new participant</w:t>
+      </w:r>
+      <w:r>
+        <w:rPr>
+          <w:rFonts w:ascii="Calibri" w:cs="Calibri" w:eastAsia="Calibri" w:hAnsi="Calibri"/>
+          <w:color w:val="1A1A18"/>
+          <w:sz w:val="22"/>
+          <w:szCs w:val="22"/>
+        </w:rPr>
+        <w:t xml:space="preserve"> or </w:t>
+      </w:r>
+      <w:r>
+        <w:rPr>
+          <w:rFonts w:ascii="Calibri" w:cs="Calibri" w:eastAsia="Calibri" w:hAnsi="Calibri"/>
+          <w:b/>
+          <w:bCs/>
+          <w:color w:val="1A1A18"/>
+          <w:sz w:val="22"/>
+          <w:szCs w:val="22"/>
+        </w:rPr>
+        <w:t xml:space="preserve">Add existing participant</w:t>
+      </w:r>
+      <w:r>
+        <w:rPr>
+          <w:rFonts w:ascii="Calibri" w:cs="Calibri" w:eastAsia="Calibri" w:hAnsi="Calibri"/>
+          <w:color w:val="1A1A18"/>
+          <w:sz w:val="22"/>
+          <w:szCs w:val="22"/>
+        </w:rPr>
+        <w:t xml:space="preserve">. Parties see </w:t>
       </w:r>
       <w:r>
         <w:rPr>
